--- a/klagomål/A 14648-2024 FSC-klagomål.docx
+++ b/klagomål/A 14648-2024 FSC-klagomål.docx
@@ -916,7 +916,7 @@
     <w:r>
       <w:tab/>
       <w:tab/>
-      <w:t>2025-03-21</w:t>
+      <w:t>2025-03-22</w:t>
       <w:br/>
       <w:br/>
     </w:r>

--- a/klagomål/A 14648-2024 FSC-klagomål.docx
+++ b/klagomål/A 14648-2024 FSC-klagomål.docx
@@ -916,7 +916,7 @@
     <w:r>
       <w:tab/>
       <w:tab/>
-      <w:t>2025-03-22</w:t>
+      <w:t>2025-03-23</w:t>
       <w:br/>
       <w:br/>
     </w:r>

--- a/klagomål/A 14648-2024 FSC-klagomål.docx
+++ b/klagomål/A 14648-2024 FSC-klagomål.docx
@@ -916,7 +916,7 @@
     <w:r>
       <w:tab/>
       <w:tab/>
-      <w:t>2025-03-23</w:t>
+      <w:t>2025-03-24</w:t>
       <w:br/>
       <w:br/>
     </w:r>

--- a/klagomål/A 14648-2024 FSC-klagomål.docx
+++ b/klagomål/A 14648-2024 FSC-klagomål.docx
@@ -191,7 +191,7 @@
     </w:p>
     <w:p>
       <w:r>
-        <w:t>I avverkningsanmälan har följande 5 naturvårdsarter hittats: knärot (VU, §8), spindelblomster (S, §8), vanlig groda (§6), fläcknycklar (§8) och nattviol (§8). Av dessa är 1 rödlistade. För rödlistade arter har rödlistekategorin angivits inom parentes. Arter som är signalarter enligt Skogsstyrelsen har markerats med (S). För fridlysta arter anges även paragrafen i Artskyddsförordningen som arten är fridlyst enligt.</w:t>
+        <w:t>I avverkningsanmälan har följande 6 naturvårdsarter hittats: knärot (VU, §8), ullticka (NT), spindelblomster (S, §8), vanlig groda (§6), fläcknycklar (§8) och nattviol (§8). Av dessa är 2 rödlistade. För rödlistade arter har rödlistekategorin angivits inom parentes. Arter som är signalarter enligt Skogsstyrelsen har markerats med (S). För fridlysta arter anges även paragrafen i Artskyddsförordningen som arten är fridlyst enligt.</w:t>
       </w:r>
     </w:p>
     <w:p>
@@ -433,7 +433,7 @@
         <w:rPr>
           <w:i/>
         </w:rPr>
-        <w:t>I det avverkningsanmälda skogsområdet har 5 naturvårdsarter varav 1 rödlistade arter sina livsmiljöer och växtplatser.</w:t>
+        <w:t>I det avverkningsanmälda skogsområdet har 6 naturvårdsarter varav 2 rödlistade arter sina livsmiljöer och växtplatser.</w:t>
       </w:r>
     </w:p>
     <w:p>
@@ -916,7 +916,7 @@
     <w:r>
       <w:tab/>
       <w:tab/>
-      <w:t>2025-03-24</w:t>
+      <w:t>2025-03-25</w:t>
       <w:br/>
       <w:br/>
     </w:r>

--- a/klagomål/A 14648-2024 FSC-klagomål.docx
+++ b/klagomål/A 14648-2024 FSC-klagomål.docx
@@ -916,7 +916,7 @@
     <w:r>
       <w:tab/>
       <w:tab/>
-      <w:t>2025-03-25</w:t>
+      <w:t>2025-03-26</w:t>
       <w:br/>
       <w:br/>
     </w:r>

--- a/klagomål/A 14648-2024 FSC-klagomål.docx
+++ b/klagomål/A 14648-2024 FSC-klagomål.docx
@@ -916,7 +916,7 @@
     <w:r>
       <w:tab/>
       <w:tab/>
-      <w:t>2025-03-26</w:t>
+      <w:t>2025-03-27</w:t>
       <w:br/>
       <w:br/>
     </w:r>

--- a/klagomål/A 14648-2024 FSC-klagomål.docx
+++ b/klagomål/A 14648-2024 FSC-klagomål.docx
@@ -916,7 +916,7 @@
     <w:r>
       <w:tab/>
       <w:tab/>
-      <w:t>2025-03-27</w:t>
+      <w:t>2025-03-28</w:t>
       <w:br/>
       <w:br/>
     </w:r>

--- a/klagomål/A 14648-2024 FSC-klagomål.docx
+++ b/klagomål/A 14648-2024 FSC-klagomål.docx
@@ -916,7 +916,7 @@
     <w:r>
       <w:tab/>
       <w:tab/>
-      <w:t>2025-04-02</w:t>
+      <w:t>2025-04-03</w:t>
       <w:br/>
       <w:br/>
     </w:r>

--- a/klagomål/A 14648-2024 FSC-klagomål.docx
+++ b/klagomål/A 14648-2024 FSC-klagomål.docx
@@ -916,7 +916,7 @@
     <w:r>
       <w:tab/>
       <w:tab/>
-      <w:t>2025-04-03</w:t>
+      <w:t>2025-04-05</w:t>
       <w:br/>
       <w:br/>
     </w:r>

--- a/klagomål/A 14648-2024 FSC-klagomål.docx
+++ b/klagomål/A 14648-2024 FSC-klagomål.docx
@@ -916,7 +916,7 @@
     <w:r>
       <w:tab/>
       <w:tab/>
-      <w:t>2025-04-05</w:t>
+      <w:t>2025-04-06</w:t>
       <w:br/>
       <w:br/>
     </w:r>

--- a/klagomål/A 14648-2024 FSC-klagomål.docx
+++ b/klagomål/A 14648-2024 FSC-klagomål.docx
@@ -916,7 +916,7 @@
     <w:r>
       <w:tab/>
       <w:tab/>
-      <w:t>2025-04-06</w:t>
+      <w:t>2025-04-07</w:t>
       <w:br/>
       <w:br/>
     </w:r>

--- a/klagomål/A 14648-2024 FSC-klagomål.docx
+++ b/klagomål/A 14648-2024 FSC-klagomål.docx
@@ -916,7 +916,7 @@
     <w:r>
       <w:tab/>
       <w:tab/>
-      <w:t>2025-04-07</w:t>
+      <w:t>2025-04-08</w:t>
       <w:br/>
       <w:br/>
     </w:r>

--- a/klagomål/A 14648-2024 FSC-klagomål.docx
+++ b/klagomål/A 14648-2024 FSC-klagomål.docx
@@ -916,7 +916,7 @@
     <w:r>
       <w:tab/>
       <w:tab/>
-      <w:t>2025-04-08</w:t>
+      <w:t>2025-04-09</w:t>
       <w:br/>
       <w:br/>
     </w:r>

--- a/klagomål/A 14648-2024 FSC-klagomål.docx
+++ b/klagomål/A 14648-2024 FSC-klagomål.docx
@@ -244,6 +244,35 @@
       </w:pPr>
       <w:r>
         <w:t>Figur 1. Fyndplatser för naturvårdsarter i det avverkningsanmälda området (röd linje). Markörer utan svart kant är placerade på fyndplatsen. Markörer med svart kant är placerade vid sidan av fyndplatsen och har ett svart streck som visar fyndplatsens exakta position. Kartans mittpunktskoordinat är N 6818841, E 597768 i SWEREF 99 TM.</w:t>
+      </w:r>
+    </w:p>
+    <w:p>
+      <w:r>
+        <w:rPr>
+          <w:b/>
+        </w:rPr>
+        <w:t>Ullticka (NT)</w:t>
+      </w:r>
+      <w:r>
+        <w:t xml:space="preserve"> är knuten till restbestånd av barrnaturskog och förekommer med ett tydligt optimum i orörda eller måttligt påverkade gamla granskogar där det föreligger viss kontinuitet av grov död ved. Ullticka är en bra signalart inom hela sitt utbredningsområde och i södra Sverige är den sällsynt och en god signalart för skyddsvärda granskogsmiljöer. Den hotas av avverkning och fragmentering av naturskog och äldre granskog med lång trädkontinuitet. På ullticka kan ibland ulltickeporing (VU) påträffas - det är en sällsynt ticka som nyligen delats upp i tre olika arter: </w:t>
+      </w:r>
+      <w:r>
+        <w:rPr>
+          <w:i/>
+        </w:rPr>
+        <w:t xml:space="preserve">Skeletocutis brevispora </w:t>
+      </w:r>
+      <w:r>
+        <w:t>(ulltickeporing)</w:t>
+      </w:r>
+      <w:r>
+        <w:rPr>
+          <w:i/>
+        </w:rPr>
+        <w:t>, Skeletocutis delicata och Skeletocutis exilis</w:t>
+      </w:r>
+      <w:r>
+        <w:t>. De två sistnämnda arterna står för närvarande (2020) som ej bedömda i rödlistan (SLU Artdatabanken, 2024; Nitare &amp; Skogsstyrelsen, 2019; Miettinen &amp; Niemelä, 2018).</w:t>
       </w:r>
     </w:p>
     <w:p>
@@ -729,7 +758,7 @@
         <w:t xml:space="preserve">Level and pattern of overstory retention interact to shape long-term responses of understories to timber harvest. </w:t>
       </w:r>
       <w:r>
-        <w:t xml:space="preserve">Ecological Applications, 22, 2049–2064 </w:t>
+        <w:t>Ecological Applications, 22, 2049–2064</w:t>
       </w:r>
     </w:p>
     <w:p>
@@ -916,7 +945,7 @@
     <w:r>
       <w:tab/>
       <w:tab/>
-      <w:t>2025-04-09</w:t>
+      <w:t>2025-04-10</w:t>
       <w:br/>
       <w:br/>
     </w:r>

--- a/klagomål/A 14648-2024 FSC-klagomål.docx
+++ b/klagomål/A 14648-2024 FSC-klagomål.docx
@@ -945,7 +945,7 @@
     <w:r>
       <w:tab/>
       <w:tab/>
-      <w:t>2025-04-10</w:t>
+      <w:t>2025-04-11</w:t>
       <w:br/>
       <w:br/>
     </w:r>

--- a/klagomål/A 14648-2024 FSC-klagomål.docx
+++ b/klagomål/A 14648-2024 FSC-klagomål.docx
@@ -945,7 +945,7 @@
     <w:r>
       <w:tab/>
       <w:tab/>
-      <w:t>2025-04-11</w:t>
+      <w:t>2025-04-12</w:t>
       <w:br/>
       <w:br/>
     </w:r>

--- a/klagomål/A 14648-2024 FSC-klagomål.docx
+++ b/klagomål/A 14648-2024 FSC-klagomål.docx
@@ -945,7 +945,7 @@
     <w:r>
       <w:tab/>
       <w:tab/>
-      <w:t>2025-04-12</w:t>
+      <w:t>2025-04-13</w:t>
       <w:br/>
       <w:br/>
     </w:r>

--- a/klagomål/A 14648-2024 FSC-klagomål.docx
+++ b/klagomål/A 14648-2024 FSC-klagomål.docx
@@ -945,7 +945,7 @@
     <w:r>
       <w:tab/>
       <w:tab/>
-      <w:t>2025-04-13</w:t>
+      <w:t>2025-04-14</w:t>
       <w:br/>
       <w:br/>
     </w:r>

--- a/klagomål/A 14648-2024 FSC-klagomål.docx
+++ b/klagomål/A 14648-2024 FSC-klagomål.docx
@@ -945,7 +945,7 @@
     <w:r>
       <w:tab/>
       <w:tab/>
-      <w:t>2025-04-14</w:t>
+      <w:t>2025-04-15</w:t>
       <w:br/>
       <w:br/>
     </w:r>

--- a/klagomål/A 14648-2024 FSC-klagomål.docx
+++ b/klagomål/A 14648-2024 FSC-klagomål.docx
@@ -945,7 +945,7 @@
     <w:r>
       <w:tab/>
       <w:tab/>
-      <w:t>2025-04-15</w:t>
+      <w:t>2025-04-16</w:t>
       <w:br/>
       <w:br/>
     </w:r>

--- a/klagomål/A 14648-2024 FSC-klagomål.docx
+++ b/klagomål/A 14648-2024 FSC-klagomål.docx
@@ -945,7 +945,7 @@
     <w:r>
       <w:tab/>
       <w:tab/>
-      <w:t>2025-04-16</w:t>
+      <w:t>2025-04-17</w:t>
       <w:br/>
       <w:br/>
     </w:r>

--- a/klagomål/A 14648-2024 FSC-klagomål.docx
+++ b/klagomål/A 14648-2024 FSC-klagomål.docx
@@ -945,7 +945,7 @@
     <w:r>
       <w:tab/>
       <w:tab/>
-      <w:t>2025-04-17</w:t>
+      <w:t>2025-04-18</w:t>
       <w:br/>
       <w:br/>
     </w:r>

--- a/klagomål/A 14648-2024 FSC-klagomål.docx
+++ b/klagomål/A 14648-2024 FSC-klagomål.docx
@@ -945,7 +945,7 @@
     <w:r>
       <w:tab/>
       <w:tab/>
-      <w:t>2025-05-03</w:t>
+      <w:t>2025-05-04</w:t>
       <w:br/>
       <w:br/>
     </w:r>

--- a/klagomål/A 14648-2024 FSC-klagomål.docx
+++ b/klagomål/A 14648-2024 FSC-klagomål.docx
@@ -945,7 +945,7 @@
     <w:r>
       <w:tab/>
       <w:tab/>
-      <w:t>2025-05-04</w:t>
+      <w:t>2025-05-06</w:t>
       <w:br/>
       <w:br/>
     </w:r>

--- a/klagomål/A 14648-2024 FSC-klagomål.docx
+++ b/klagomål/A 14648-2024 FSC-klagomål.docx
@@ -945,7 +945,7 @@
     <w:r>
       <w:tab/>
       <w:tab/>
-      <w:t>2025-05-06</w:t>
+      <w:t>2025-05-07</w:t>
       <w:br/>
       <w:br/>
     </w:r>

--- a/klagomål/A 14648-2024 FSC-klagomål.docx
+++ b/klagomål/A 14648-2024 FSC-klagomål.docx
@@ -945,7 +945,7 @@
     <w:r>
       <w:tab/>
       <w:tab/>
-      <w:t>2025-05-07</w:t>
+      <w:t>2025-05-08</w:t>
       <w:br/>
       <w:br/>
     </w:r>

--- a/klagomål/A 14648-2024 FSC-klagomål.docx
+++ b/klagomål/A 14648-2024 FSC-klagomål.docx
@@ -945,7 +945,7 @@
     <w:r>
       <w:tab/>
       <w:tab/>
-      <w:t>2025-05-08</w:t>
+      <w:t>2025-05-09</w:t>
       <w:br/>
       <w:br/>
     </w:r>

--- a/klagomål/A 14648-2024 FSC-klagomål.docx
+++ b/klagomål/A 14648-2024 FSC-klagomål.docx
@@ -945,7 +945,7 @@
     <w:r>
       <w:tab/>
       <w:tab/>
-      <w:t>2025-05-09</w:t>
+      <w:t>2025-05-10</w:t>
       <w:br/>
       <w:br/>
     </w:r>

--- a/klagomål/A 14648-2024 FSC-klagomål.docx
+++ b/klagomål/A 14648-2024 FSC-klagomål.docx
@@ -945,7 +945,7 @@
     <w:r>
       <w:tab/>
       <w:tab/>
-      <w:t>2025-05-10</w:t>
+      <w:t>2025-05-11</w:t>
       <w:br/>
       <w:br/>
     </w:r>

--- a/klagomål/A 14648-2024 FSC-klagomål.docx
+++ b/klagomål/A 14648-2024 FSC-klagomål.docx
@@ -945,7 +945,7 @@
     <w:r>
       <w:tab/>
       <w:tab/>
-      <w:t>2025-05-11</w:t>
+      <w:t>2025-05-12</w:t>
       <w:br/>
       <w:br/>
     </w:r>

--- a/klagomål/A 14648-2024 FSC-klagomål.docx
+++ b/klagomål/A 14648-2024 FSC-klagomål.docx
@@ -945,7 +945,7 @@
     <w:r>
       <w:tab/>
       <w:tab/>
-      <w:t>2025-05-12</w:t>
+      <w:t>2025-05-13</w:t>
       <w:br/>
       <w:br/>
     </w:r>

--- a/klagomål/A 14648-2024 FSC-klagomål.docx
+++ b/klagomål/A 14648-2024 FSC-klagomål.docx
@@ -945,7 +945,7 @@
     <w:r>
       <w:tab/>
       <w:tab/>
-      <w:t>2025-05-13</w:t>
+      <w:t>2025-05-14</w:t>
       <w:br/>
       <w:br/>
     </w:r>

--- a/klagomål/A 14648-2024 FSC-klagomål.docx
+++ b/klagomål/A 14648-2024 FSC-klagomål.docx
@@ -945,7 +945,7 @@
     <w:r>
       <w:tab/>
       <w:tab/>
-      <w:t>2025-05-14</w:t>
+      <w:t>2025-05-15</w:t>
       <w:br/>
       <w:br/>
     </w:r>

--- a/klagomål/A 14648-2024 FSC-klagomål.docx
+++ b/klagomål/A 14648-2024 FSC-klagomål.docx
@@ -945,7 +945,7 @@
     <w:r>
       <w:tab/>
       <w:tab/>
-      <w:t>2025-05-15</w:t>
+      <w:t>2025-05-16</w:t>
       <w:br/>
       <w:br/>
     </w:r>

--- a/klagomål/A 14648-2024 FSC-klagomål.docx
+++ b/klagomål/A 14648-2024 FSC-klagomål.docx
@@ -945,7 +945,7 @@
     <w:r>
       <w:tab/>
       <w:tab/>
-      <w:t>2025-05-16</w:t>
+      <w:t>2025-05-17</w:t>
       <w:br/>
       <w:br/>
     </w:r>

--- a/klagomål/A 14648-2024 FSC-klagomål.docx
+++ b/klagomål/A 14648-2024 FSC-klagomål.docx
@@ -945,7 +945,7 @@
     <w:r>
       <w:tab/>
       <w:tab/>
-      <w:t>2025-05-17</w:t>
+      <w:t>2025-05-18</w:t>
       <w:br/>
       <w:br/>
     </w:r>

--- a/klagomål/A 14648-2024 FSC-klagomål.docx
+++ b/klagomål/A 14648-2024 FSC-klagomål.docx
@@ -945,7 +945,7 @@
     <w:r>
       <w:tab/>
       <w:tab/>
-      <w:t>2025-05-18</w:t>
+      <w:t>2025-05-19</w:t>
       <w:br/>
       <w:br/>
     </w:r>

--- a/klagomål/A 14648-2024 FSC-klagomål.docx
+++ b/klagomål/A 14648-2024 FSC-klagomål.docx
@@ -945,7 +945,7 @@
     <w:r>
       <w:tab/>
       <w:tab/>
-      <w:t>2025-05-19</w:t>
+      <w:t>2025-05-20</w:t>
       <w:br/>
       <w:br/>
     </w:r>

--- a/klagomål/A 14648-2024 FSC-klagomål.docx
+++ b/klagomål/A 14648-2024 FSC-klagomål.docx
@@ -945,7 +945,7 @@
     <w:r>
       <w:tab/>
       <w:tab/>
-      <w:t>2025-05-20</w:t>
+      <w:t>2025-05-21</w:t>
       <w:br/>
       <w:br/>
     </w:r>

--- a/klagomål/A 14648-2024 FSC-klagomål.docx
+++ b/klagomål/A 14648-2024 FSC-klagomål.docx
@@ -945,7 +945,7 @@
     <w:r>
       <w:tab/>
       <w:tab/>
-      <w:t>2025-05-21</w:t>
+      <w:t>2025-05-22</w:t>
       <w:br/>
       <w:br/>
     </w:r>

--- a/klagomål/A 14648-2024 FSC-klagomål.docx
+++ b/klagomål/A 14648-2024 FSC-klagomål.docx
@@ -945,7 +945,7 @@
     <w:r>
       <w:tab/>
       <w:tab/>
-      <w:t>2025-05-22</w:t>
+      <w:t>2025-05-23</w:t>
       <w:br/>
       <w:br/>
     </w:r>

--- a/klagomål/A 14648-2024 FSC-klagomål.docx
+++ b/klagomål/A 14648-2024 FSC-klagomål.docx
@@ -945,7 +945,7 @@
     <w:r>
       <w:tab/>
       <w:tab/>
-      <w:t>2025-05-23</w:t>
+      <w:t>2025-05-24</w:t>
       <w:br/>
       <w:br/>
     </w:r>

--- a/klagomål/A 14648-2024 FSC-klagomål.docx
+++ b/klagomål/A 14648-2024 FSC-klagomål.docx
@@ -945,7 +945,7 @@
     <w:r>
       <w:tab/>
       <w:tab/>
-      <w:t>2025-05-24</w:t>
+      <w:t>2025-05-25</w:t>
       <w:br/>
       <w:br/>
     </w:r>

--- a/klagomål/A 14648-2024 FSC-klagomål.docx
+++ b/klagomål/A 14648-2024 FSC-klagomål.docx
@@ -945,7 +945,7 @@
     <w:r>
       <w:tab/>
       <w:tab/>
-      <w:t>2025-05-25</w:t>
+      <w:t>2025-05-26</w:t>
       <w:br/>
       <w:br/>
     </w:r>

--- a/klagomål/A 14648-2024 FSC-klagomål.docx
+++ b/klagomål/A 14648-2024 FSC-klagomål.docx
@@ -945,7 +945,7 @@
     <w:r>
       <w:tab/>
       <w:tab/>
-      <w:t>2025-05-26</w:t>
+      <w:t>2025-05-27</w:t>
       <w:br/>
       <w:br/>
     </w:r>

--- a/klagomål/A 14648-2024 FSC-klagomål.docx
+++ b/klagomål/A 14648-2024 FSC-klagomål.docx
@@ -945,7 +945,7 @@
     <w:r>
       <w:tab/>
       <w:tab/>
-      <w:t>2025-05-27</w:t>
+      <w:t>2025-05-30</w:t>
       <w:br/>
       <w:br/>
     </w:r>

--- a/klagomål/A 14648-2024 FSC-klagomål.docx
+++ b/klagomål/A 14648-2024 FSC-klagomål.docx
@@ -945,7 +945,7 @@
     <w:r>
       <w:tab/>
       <w:tab/>
-      <w:t>2025-05-30</w:t>
+      <w:t>2025-06-01</w:t>
       <w:br/>
       <w:br/>
     </w:r>

--- a/klagomål/A 14648-2024 FSC-klagomål.docx
+++ b/klagomål/A 14648-2024 FSC-klagomål.docx
@@ -945,7 +945,7 @@
     <w:r>
       <w:tab/>
       <w:tab/>
-      <w:t>2025-06-01</w:t>
+      <w:t>2025-06-02</w:t>
       <w:br/>
       <w:br/>
     </w:r>

--- a/klagomål/A 14648-2024 FSC-klagomål.docx
+++ b/klagomål/A 14648-2024 FSC-klagomål.docx
@@ -945,7 +945,7 @@
     <w:r>
       <w:tab/>
       <w:tab/>
-      <w:t>2025-06-02</w:t>
+      <w:t>2025-06-03</w:t>
       <w:br/>
       <w:br/>
     </w:r>

--- a/klagomål/A 14648-2024 FSC-klagomål.docx
+++ b/klagomål/A 14648-2024 FSC-klagomål.docx
@@ -945,7 +945,7 @@
     <w:r>
       <w:tab/>
       <w:tab/>
-      <w:t>2025-06-03</w:t>
+      <w:t>2025-06-04</w:t>
       <w:br/>
       <w:br/>
     </w:r>

--- a/klagomål/A 14648-2024 FSC-klagomål.docx
+++ b/klagomål/A 14648-2024 FSC-klagomål.docx
@@ -945,7 +945,7 @@
     <w:r>
       <w:tab/>
       <w:tab/>
-      <w:t>2025-06-04</w:t>
+      <w:t>2025-06-05</w:t>
       <w:br/>
       <w:br/>
     </w:r>

--- a/klagomål/A 14648-2024 FSC-klagomål.docx
+++ b/klagomål/A 14648-2024 FSC-klagomål.docx
@@ -945,7 +945,7 @@
     <w:r>
       <w:tab/>
       <w:tab/>
-      <w:t>2025-06-13</w:t>
+      <w:t>2025-06-15</w:t>
       <w:br/>
       <w:br/>
     </w:r>

--- a/klagomål/A 14648-2024 FSC-klagomål.docx
+++ b/klagomål/A 14648-2024 FSC-klagomål.docx
@@ -945,7 +945,7 @@
     <w:r>
       <w:tab/>
       <w:tab/>
-      <w:t>2025-06-15</w:t>
+      <w:t>2025-06-16</w:t>
       <w:br/>
       <w:br/>
     </w:r>

--- a/klagomål/A 14648-2024 FSC-klagomål.docx
+++ b/klagomål/A 14648-2024 FSC-klagomål.docx
@@ -945,7 +945,7 @@
     <w:r>
       <w:tab/>
       <w:tab/>
-      <w:t>2025-06-16</w:t>
+      <w:t>2025-06-17</w:t>
       <w:br/>
       <w:br/>
     </w:r>

--- a/klagomål/A 14648-2024 FSC-klagomål.docx
+++ b/klagomål/A 14648-2024 FSC-klagomål.docx
@@ -945,7 +945,7 @@
     <w:r>
       <w:tab/>
       <w:tab/>
-      <w:t>2025-06-17</w:t>
+      <w:t>2025-06-18</w:t>
       <w:br/>
       <w:br/>
     </w:r>

--- a/klagomål/A 14648-2024 FSC-klagomål.docx
+++ b/klagomål/A 14648-2024 FSC-klagomål.docx
@@ -945,7 +945,7 @@
     <w:r>
       <w:tab/>
       <w:tab/>
-      <w:t>2025-06-18</w:t>
+      <w:t>2025-06-19</w:t>
       <w:br/>
       <w:br/>
     </w:r>

--- a/klagomål/A 14648-2024 FSC-klagomål.docx
+++ b/klagomål/A 14648-2024 FSC-klagomål.docx
@@ -945,7 +945,7 @@
     <w:r>
       <w:tab/>
       <w:tab/>
-      <w:t>2025-06-19</w:t>
+      <w:t>2025-06-20</w:t>
       <w:br/>
       <w:br/>
     </w:r>

--- a/klagomål/A 14648-2024 FSC-klagomål.docx
+++ b/klagomål/A 14648-2024 FSC-klagomål.docx
@@ -945,7 +945,7 @@
     <w:r>
       <w:tab/>
       <w:tab/>
-      <w:t>2025-06-20</w:t>
+      <w:t>2025-06-21</w:t>
       <w:br/>
       <w:br/>
     </w:r>

--- a/klagomål/A 14648-2024 FSC-klagomål.docx
+++ b/klagomål/A 14648-2024 FSC-klagomål.docx
@@ -945,7 +945,7 @@
     <w:r>
       <w:tab/>
       <w:tab/>
-      <w:t>2025-06-21</w:t>
+      <w:t>2025-06-22</w:t>
       <w:br/>
       <w:br/>
     </w:r>

--- a/klagomål/A 14648-2024 FSC-klagomål.docx
+++ b/klagomål/A 14648-2024 FSC-klagomål.docx
@@ -945,7 +945,7 @@
     <w:r>
       <w:tab/>
       <w:tab/>
-      <w:t>2025-06-22</w:t>
+      <w:t>2025-06-23</w:t>
       <w:br/>
       <w:br/>
     </w:r>

--- a/klagomål/A 14648-2024 FSC-klagomål.docx
+++ b/klagomål/A 14648-2024 FSC-klagomål.docx
@@ -945,7 +945,7 @@
     <w:r>
       <w:tab/>
       <w:tab/>
-      <w:t>2025-06-23</w:t>
+      <w:t>2025-06-24</w:t>
       <w:br/>
       <w:br/>
     </w:r>

--- a/klagomål/A 14648-2024 FSC-klagomål.docx
+++ b/klagomål/A 14648-2024 FSC-klagomål.docx
@@ -945,7 +945,7 @@
     <w:r>
       <w:tab/>
       <w:tab/>
-      <w:t>2025-06-24</w:t>
+      <w:t>2025-06-25</w:t>
       <w:br/>
       <w:br/>
     </w:r>

--- a/klagomål/A 14648-2024 FSC-klagomål.docx
+++ b/klagomål/A 14648-2024 FSC-klagomål.docx
@@ -945,7 +945,7 @@
     <w:r>
       <w:tab/>
       <w:tab/>
-      <w:t>2025-06-25</w:t>
+      <w:t>2025-06-26</w:t>
       <w:br/>
       <w:br/>
     </w:r>

--- a/klagomål/A 14648-2024 FSC-klagomål.docx
+++ b/klagomål/A 14648-2024 FSC-klagomål.docx
@@ -945,7 +945,7 @@
     <w:r>
       <w:tab/>
       <w:tab/>
-      <w:t>2025-06-26</w:t>
+      <w:t>2025-06-27</w:t>
       <w:br/>
       <w:br/>
     </w:r>

--- a/klagomål/A 14648-2024 FSC-klagomål.docx
+++ b/klagomål/A 14648-2024 FSC-klagomål.docx
@@ -945,7 +945,7 @@
     <w:r>
       <w:tab/>
       <w:tab/>
-      <w:t>2025-06-27</w:t>
+      <w:t>2025-06-28</w:t>
       <w:br/>
       <w:br/>
     </w:r>

--- a/klagomål/A 14648-2024 FSC-klagomål.docx
+++ b/klagomål/A 14648-2024 FSC-klagomål.docx
@@ -945,7 +945,7 @@
     <w:r>
       <w:tab/>
       <w:tab/>
-      <w:t>2025-06-28</w:t>
+      <w:t>2025-06-29</w:t>
       <w:br/>
       <w:br/>
     </w:r>

--- a/klagomål/A 14648-2024 FSC-klagomål.docx
+++ b/klagomål/A 14648-2024 FSC-klagomål.docx
@@ -945,7 +945,7 @@
     <w:r>
       <w:tab/>
       <w:tab/>
-      <w:t>2025-06-29</w:t>
+      <w:t>2025-06-30</w:t>
       <w:br/>
       <w:br/>
     </w:r>

--- a/klagomål/A 14648-2024 FSC-klagomål.docx
+++ b/klagomål/A 14648-2024 FSC-klagomål.docx
@@ -945,7 +945,7 @@
     <w:r>
       <w:tab/>
       <w:tab/>
-      <w:t>2025-06-30</w:t>
+      <w:t>2025-07-01</w:t>
       <w:br/>
       <w:br/>
     </w:r>

--- a/klagomål/A 14648-2024 FSC-klagomål.docx
+++ b/klagomål/A 14648-2024 FSC-klagomål.docx
@@ -945,7 +945,7 @@
     <w:r>
       <w:tab/>
       <w:tab/>
-      <w:t>2025-07-01</w:t>
+      <w:t>2025-07-02</w:t>
       <w:br/>
       <w:br/>
     </w:r>

--- a/klagomål/A 14648-2024 FSC-klagomål.docx
+++ b/klagomål/A 14648-2024 FSC-klagomål.docx
@@ -945,7 +945,7 @@
     <w:r>
       <w:tab/>
       <w:tab/>
-      <w:t>2025-07-02</w:t>
+      <w:t>2025-07-03</w:t>
       <w:br/>
       <w:br/>
     </w:r>

--- a/klagomål/A 14648-2024 FSC-klagomål.docx
+++ b/klagomål/A 14648-2024 FSC-klagomål.docx
@@ -945,7 +945,7 @@
     <w:r>
       <w:tab/>
       <w:tab/>
-      <w:t>2025-07-03</w:t>
+      <w:t>2025-07-04</w:t>
       <w:br/>
       <w:br/>
     </w:r>

--- a/klagomål/A 14648-2024 FSC-klagomål.docx
+++ b/klagomål/A 14648-2024 FSC-klagomål.docx
@@ -945,7 +945,7 @@
     <w:r>
       <w:tab/>
       <w:tab/>
-      <w:t>2025-07-04</w:t>
+      <w:t>2025-07-05</w:t>
       <w:br/>
       <w:br/>
     </w:r>

--- a/klagomål/A 14648-2024 FSC-klagomål.docx
+++ b/klagomål/A 14648-2024 FSC-klagomål.docx
@@ -945,7 +945,7 @@
     <w:r>
       <w:tab/>
       <w:tab/>
-      <w:t>2025-07-05</w:t>
+      <w:t>2025-07-06</w:t>
       <w:br/>
       <w:br/>
     </w:r>

--- a/klagomål/A 14648-2024 FSC-klagomål.docx
+++ b/klagomål/A 14648-2024 FSC-klagomål.docx
@@ -945,7 +945,7 @@
     <w:r>
       <w:tab/>
       <w:tab/>
-      <w:t>2025-07-06</w:t>
+      <w:t>2025-07-07</w:t>
       <w:br/>
       <w:br/>
     </w:r>

--- a/klagomål/A 14648-2024 FSC-klagomål.docx
+++ b/klagomål/A 14648-2024 FSC-klagomål.docx
@@ -945,7 +945,7 @@
     <w:r>
       <w:tab/>
       <w:tab/>
-      <w:t>2025-07-07</w:t>
+      <w:t>2025-07-08</w:t>
       <w:br/>
       <w:br/>
     </w:r>

--- a/klagomål/A 14648-2024 FSC-klagomål.docx
+++ b/klagomål/A 14648-2024 FSC-klagomål.docx
@@ -945,7 +945,7 @@
     <w:r>
       <w:tab/>
       <w:tab/>
-      <w:t>2025-07-08</w:t>
+      <w:t>2025-07-09</w:t>
       <w:br/>
       <w:br/>
     </w:r>

--- a/klagomål/A 14648-2024 FSC-klagomål.docx
+++ b/klagomål/A 14648-2024 FSC-klagomål.docx
@@ -945,7 +945,7 @@
     <w:r>
       <w:tab/>
       <w:tab/>
-      <w:t>2025-07-09</w:t>
+      <w:t>2025-07-11</w:t>
       <w:br/>
       <w:br/>
     </w:r>

--- a/klagomål/A 14648-2024 FSC-klagomål.docx
+++ b/klagomål/A 14648-2024 FSC-klagomål.docx
@@ -945,7 +945,7 @@
     <w:r>
       <w:tab/>
       <w:tab/>
-      <w:t>2025-07-11</w:t>
+      <w:t>2025-07-12</w:t>
       <w:br/>
       <w:br/>
     </w:r>

--- a/klagomål/A 14648-2024 FSC-klagomål.docx
+++ b/klagomål/A 14648-2024 FSC-klagomål.docx
@@ -945,7 +945,7 @@
     <w:r>
       <w:tab/>
       <w:tab/>
-      <w:t>2025-07-12</w:t>
+      <w:t>2025-07-13</w:t>
       <w:br/>
       <w:br/>
     </w:r>

--- a/klagomål/A 14648-2024 FSC-klagomål.docx
+++ b/klagomål/A 14648-2024 FSC-klagomål.docx
@@ -945,7 +945,7 @@
     <w:r>
       <w:tab/>
       <w:tab/>
-      <w:t>2025-07-13</w:t>
+      <w:t>2025-07-14</w:t>
       <w:br/>
       <w:br/>
     </w:r>

--- a/klagomål/A 14648-2024 FSC-klagomål.docx
+++ b/klagomål/A 14648-2024 FSC-klagomål.docx
@@ -983,7 +983,7 @@
     <w:r>
       <w:tab/>
       <w:tab/>
-      <w:t>2025-08-06</w:t>
+      <w:t>2025-08-09</w:t>
       <w:br/>
       <w:br/>
     </w:r>
